--- a/www/content/abdomen-pelvis/Coverings of kidney.docx
+++ b/www/content/abdomen-pelvis/Coverings of kidney.docx
@@ -204,75 +204,198 @@
     <w:p/>
     <w:p>
       <w:r>
+        <w:t>[SVG]</w:t>
+      </w:r>
+      <w:r>
+        <w:t xml:space="preserve"> </w:t>
+      </w:r>
+      <w:r>
+        <w:t xml:space="preserve">coverings of </w:t>
+      </w:r>
+      <w:proofErr w:type="spellStart"/>
+      <w:r>
+        <w:t>kidney</w:t>
+      </w:r>
+      <w:r>
+        <w:t>.svg</w:t>
+      </w:r>
+      <w:proofErr w:type="spellEnd"/>
+    </w:p>
+    <w:p>
+      <w:pPr>
+        <w:pStyle w:val="Heading2"/>
+      </w:pPr>
+      <w:r>
+        <w:t>Pararenal fat fills</w:t>
+      </w:r>
+    </w:p>
+    <w:p>
+      <w:r>
+        <w:t>Pararenal fat cells fills the paravertebral gutter and forms cushion to kidneys posteriorly.</w:t>
+      </w:r>
+    </w:p>
+    <w:p>
+      <w:r>
+        <w:t>[YOUTUBE]</w:t>
+      </w:r>
+      <w:r>
+        <w:t xml:space="preserve"> </w:t>
+      </w:r>
+      <w:r>
+        <w:t>https://youtu.be/UybrOQRSf3s</w:t>
+      </w:r>
+    </w:p>
+    <w:p/>
+    <w:p>
+      <w:r>
+        <w:lastRenderedPageBreak/>
+        <w:t>____MCQ_START____</w:t>
+      </w:r>
+    </w:p>
+    <w:p>
+      <w:r>
+        <w:t>Q1. The coverings of the kidney include all EXCEPT:</w:t>
+      </w:r>
+      <w:r>
+        <w:br/>
+        <w:t>A. Fibrous capsule</w:t>
+      </w:r>
+      <w:r>
+        <w:br/>
+        <w:t>B. Perinephric fat</w:t>
+      </w:r>
+      <w:r>
+        <w:br/>
+        <w:t>C. Renal fascia</w:t>
+      </w:r>
+      <w:r>
+        <w:br/>
+        <w:t xml:space="preserve">D. Parietal </w:t>
+      </w:r>
+      <w:proofErr w:type="gramStart"/>
+      <w:r>
+        <w:t>peritoneum[</w:t>
+      </w:r>
+      <w:proofErr w:type="gramEnd"/>
+      <w:r>
+        <w:t>CORRECT]</w:t>
+      </w:r>
+    </w:p>
+    <w:p>
+      <w:pPr>
         <w:rPr>
-          <w:noProof/>
+          <w:b/>
+          <w:bCs/>
+          <w:i/>
+          <w:iCs/>
         </w:rPr>
-        <w:lastRenderedPageBreak/>
-        <w:drawing>
-          <wp:inline distT="0" distB="0" distL="0" distR="0" wp14:anchorId="3BF5486D" wp14:editId="722712F4">
-            <wp:extent cx="5731510" cy="3390265"/>
-            <wp:effectExtent l="0" t="0" r="2540" b="635"/>
-            <wp:docPr id="678715053" name="Picture 1" descr="Background image"/>
-            <wp:cNvGraphicFramePr>
-              <a:graphicFrameLocks xmlns:a="http://schemas.openxmlformats.org/drawingml/2006/main" noChangeAspect="1"/>
-            </wp:cNvGraphicFramePr>
-            <a:graphic xmlns:a="http://schemas.openxmlformats.org/drawingml/2006/main">
-              <a:graphicData uri="http://schemas.openxmlformats.org/drawingml/2006/picture">
-                <pic:pic xmlns:pic="http://schemas.openxmlformats.org/drawingml/2006/picture">
-                  <pic:nvPicPr>
-                    <pic:cNvPr id="0" name="Picture 1" descr="Background image"/>
-                    <pic:cNvPicPr>
-                      <a:picLocks noChangeAspect="1" noChangeArrowheads="1"/>
-                    </pic:cNvPicPr>
-                  </pic:nvPicPr>
-                  <pic:blipFill>
-                    <a:blip r:embed="rId5">
-                      <a:extLst>
-                        <a:ext uri="{28A0092B-C50C-407E-A947-70E740481C1C}">
-                          <a14:useLocalDpi xmlns:a14="http://schemas.microsoft.com/office/drawing/2010/main" val="0"/>
-                        </a:ext>
-                      </a:extLst>
-                    </a:blip>
-                    <a:srcRect/>
-                    <a:stretch>
-                      <a:fillRect/>
-                    </a:stretch>
-                  </pic:blipFill>
-                  <pic:spPr bwMode="auto">
-                    <a:xfrm>
-                      <a:off x="0" y="0"/>
-                      <a:ext cx="5731510" cy="3390265"/>
-                    </a:xfrm>
-                    <a:prstGeom prst="rect">
-                      <a:avLst/>
-                    </a:prstGeom>
-                    <a:noFill/>
-                    <a:ln>
-                      <a:noFill/>
-                    </a:ln>
-                  </pic:spPr>
-                </pic:pic>
-              </a:graphicData>
-            </a:graphic>
-          </wp:inline>
-        </w:drawing>
-      </w:r>
-    </w:p>
-    <w:p/>
-    <w:p>
-      <w:pPr>
-        <w:pStyle w:val="Heading2"/>
-      </w:pPr>
-      <w:r>
-        <w:t>Pararenal fat fills</w:t>
-      </w:r>
-    </w:p>
-    <w:p>
-      <w:r>
-        <w:t>Pararenal fat cells fills the paravertebral gutter and forms cushion to kidneys posteriorly.</w:t>
-      </w:r>
-    </w:p>
-    <w:p/>
+      </w:pPr>
+      <w:r>
+        <w:rPr>
+          <w:b/>
+          <w:bCs/>
+          <w:i/>
+          <w:iCs/>
+        </w:rPr>
+        <w:t>____</w:t>
+      </w:r>
+    </w:p>
+    <w:p>
+      <w:r>
+        <w:t>Q2. The renal fascia (</w:t>
+      </w:r>
+      <w:proofErr w:type="spellStart"/>
+      <w:r>
+        <w:t>Gerota’s</w:t>
+      </w:r>
+      <w:proofErr w:type="spellEnd"/>
+      <w:r>
+        <w:t xml:space="preserve"> fascia) encloses:</w:t>
+      </w:r>
+      <w:r>
+        <w:br/>
+        <w:t>A. Only the kidney</w:t>
+      </w:r>
+      <w:r>
+        <w:br/>
+        <w:t>B. Kidney and ureter</w:t>
+      </w:r>
+      <w:r>
+        <w:br/>
+        <w:t xml:space="preserve">C. Kidney and suprarenal </w:t>
+      </w:r>
+      <w:proofErr w:type="gramStart"/>
+      <w:r>
+        <w:t>gland[</w:t>
+      </w:r>
+      <w:proofErr w:type="gramEnd"/>
+      <w:r>
+        <w:t>CORRECT]</w:t>
+      </w:r>
+      <w:r>
+        <w:br/>
+        <w:t>D. Kidney and pancreas</w:t>
+      </w:r>
+    </w:p>
+    <w:p>
+      <w:pPr>
+        <w:rPr>
+          <w:b/>
+          <w:bCs/>
+          <w:i/>
+          <w:iCs/>
+        </w:rPr>
+      </w:pPr>
+      <w:r>
+        <w:rPr>
+          <w:b/>
+          <w:bCs/>
+          <w:i/>
+          <w:iCs/>
+        </w:rPr>
+        <w:t>____</w:t>
+      </w:r>
+    </w:p>
+    <w:p>
+      <w:r>
+        <w:t>Q3. The perinephric (perirenal) fat is located:</w:t>
+      </w:r>
+      <w:r>
+        <w:br/>
+        <w:t>A. Inside the renal capsule</w:t>
+      </w:r>
+      <w:r>
+        <w:br/>
+        <w:t>B. Between renal fascia and pararenal fat</w:t>
+      </w:r>
+      <w:r>
+        <w:br/>
+        <w:t xml:space="preserve">C. Immediately outside the fibrous capsule surrounding the </w:t>
+      </w:r>
+      <w:proofErr w:type="gramStart"/>
+      <w:r>
+        <w:t>kidney[</w:t>
+      </w:r>
+      <w:proofErr w:type="gramEnd"/>
+      <w:r>
+        <w:t>CORRECT]</w:t>
+      </w:r>
+      <w:r>
+        <w:br/>
+        <w:t>D. Only on the posterior surface of kidney</w:t>
+      </w:r>
+    </w:p>
+    <w:p>
+      <w:r>
+        <w:t>____</w:t>
+      </w:r>
+      <w:r>
+        <w:t>MCQ_END</w:t>
+      </w:r>
+      <w:r>
+        <w:t>____</w:t>
+      </w:r>
+    </w:p>
     <w:p/>
     <w:sectPr>
       <w:pgSz w:w="11906" w:h="16838"/>

--- a/www/content/abdomen-pelvis/Coverings of kidney.docx
+++ b/www/content/abdomen-pelvis/Coverings of kidney.docx
@@ -207,10 +207,7 @@
         <w:t>[SVG]</w:t>
       </w:r>
       <w:r>
-        <w:t xml:space="preserve"> </w:t>
-      </w:r>
-      <w:r>
-        <w:t xml:space="preserve">coverings of </w:t>
+        <w:t xml:space="preserve"> coverings of </w:t>
       </w:r>
       <w:proofErr w:type="spellStart"/>
       <w:r>
@@ -239,10 +236,7 @@
         <w:t>[YOUTUBE]</w:t>
       </w:r>
       <w:r>
-        <w:t xml:space="preserve"> </w:t>
-      </w:r>
-      <w:r>
-        <w:t>https://youtu.be/UybrOQRSf3s</w:t>
+        <w:t xml:space="preserve"> https://youtu.be/UybrOQRSf3s</w:t>
       </w:r>
     </w:p>
     <w:p/>
@@ -387,13 +381,7 @@
     </w:p>
     <w:p>
       <w:r>
-        <w:t>____</w:t>
-      </w:r>
-      <w:r>
-        <w:t>MCQ_END</w:t>
-      </w:r>
-      <w:r>
-        <w:t>____</w:t>
+        <w:t>____MCQ_END____</w:t>
       </w:r>
     </w:p>
     <w:p/>
@@ -1470,6 +1458,7 @@
   <w:style w:type="character" w:default="1" w:styleId="DefaultParagraphFont">
     <w:name w:val="Default Paragraph Font"/>
     <w:uiPriority w:val="1"/>
+    <w:semiHidden/>
     <w:unhideWhenUsed/>
   </w:style>
   <w:style w:type="table" w:default="1" w:styleId="TableNormal">
